--- a/Out-of-range table.docx
+++ b/Out-of-range table.docx
@@ -4,21 +4,21 @@
   <w:body>
     <w:p>
       <w:r>
+        <w:t xml:space="preserve">Supplemental </w:t>
+      </w:r>
+      <w:bookmarkStart w:id="0" w:name="_GoBack"/>
+      <w:bookmarkEnd w:id="0"/>
+      <w:r>
         <w:t xml:space="preserve">Table </w:t>
       </w:r>
       <w:r>
-        <w:t>x</w:t>
+        <w:t>1</w:t>
       </w:r>
       <w:r>
         <w:t xml:space="preserve">: </w:t>
       </w:r>
       <w:r>
-        <w:t>Plausibl</w:t>
-      </w:r>
-      <w:bookmarkStart w:id="0" w:name="_GoBack"/>
-      <w:bookmarkEnd w:id="0"/>
-      <w:r>
-        <w:t>e limit ranges. Values outside these ranges were recoded as missing and ultimately imputed for model-fitting and evaluation.</w:t>
+        <w:t>Plausible limit ranges. Values outside these ranges were recoded as missing and ultimately imputed for model-fitting and evaluation.</w:t>
       </w:r>
     </w:p>
     <w:tbl>
@@ -209,6 +209,17 @@
               </w:rPr>
               <w:t>lbumin</w:t>
             </w:r>
+            <w:r>
+              <w:rPr>
+                <w:rFonts w:ascii="Arial" w:eastAsia="Times New Roman" w:hAnsi="Arial" w:cs="Arial"/>
+                <w:b/>
+                <w:bCs/>
+                <w:color w:val="000000"/>
+                <w:sz w:val="20"/>
+                <w:szCs w:val="20"/>
+              </w:rPr>
+              <w:t xml:space="preserve"> (g/dL)</w:t>
+            </w:r>
           </w:p>
         </w:tc>
         <w:tc>
@@ -338,6 +349,17 @@
               </w:rPr>
               <w:t>ilirubin</w:t>
             </w:r>
+            <w:r>
+              <w:rPr>
+                <w:rFonts w:ascii="Arial" w:eastAsia="Times New Roman" w:hAnsi="Arial" w:cs="Arial"/>
+                <w:b/>
+                <w:bCs/>
+                <w:color w:val="000000"/>
+                <w:sz w:val="20"/>
+                <w:szCs w:val="20"/>
+              </w:rPr>
+              <w:t xml:space="preserve"> (mg/dL)</w:t>
+            </w:r>
           </w:p>
         </w:tc>
         <w:tc>
@@ -467,6 +489,17 @@
               </w:rPr>
               <w:t>reatinine</w:t>
             </w:r>
+            <w:r>
+              <w:rPr>
+                <w:rFonts w:ascii="Arial" w:eastAsia="Times New Roman" w:hAnsi="Arial" w:cs="Arial"/>
+                <w:b/>
+                <w:bCs/>
+                <w:color w:val="000000"/>
+                <w:sz w:val="20"/>
+                <w:szCs w:val="20"/>
+              </w:rPr>
+              <w:t xml:space="preserve"> (mg/dL)</w:t>
+            </w:r>
           </w:p>
         </w:tc>
         <w:tc>
@@ -596,6 +629,17 @@
               </w:rPr>
               <w:t>odium</w:t>
             </w:r>
+            <w:r>
+              <w:rPr>
+                <w:rFonts w:ascii="Arial" w:eastAsia="Times New Roman" w:hAnsi="Arial" w:cs="Arial"/>
+                <w:b/>
+                <w:bCs/>
+                <w:color w:val="000000"/>
+                <w:sz w:val="20"/>
+                <w:szCs w:val="20"/>
+              </w:rPr>
+              <w:t xml:space="preserve"> (mEq/L)</w:t>
+            </w:r>
           </w:p>
         </w:tc>
         <w:tc>
@@ -714,6 +758,17 @@
               </w:rPr>
               <w:t>BNP</w:t>
             </w:r>
+            <w:r>
+              <w:rPr>
+                <w:rFonts w:ascii="Arial" w:eastAsia="Times New Roman" w:hAnsi="Arial" w:cs="Arial"/>
+                <w:b/>
+                <w:bCs/>
+                <w:color w:val="000000"/>
+                <w:sz w:val="20"/>
+                <w:szCs w:val="20"/>
+              </w:rPr>
+              <w:t xml:space="preserve"> (pg/mL)</w:t>
+            </w:r>
           </w:p>
         </w:tc>
         <w:tc>
@@ -831,6 +886,17 @@
               </w:rPr>
               <w:t>BNP NT Pro</w:t>
             </w:r>
+            <w:r>
+              <w:rPr>
+                <w:rFonts w:ascii="Arial" w:eastAsia="Times New Roman" w:hAnsi="Arial" w:cs="Arial"/>
+                <w:b/>
+                <w:bCs/>
+                <w:color w:val="000000"/>
+                <w:sz w:val="20"/>
+                <w:szCs w:val="20"/>
+              </w:rPr>
+              <w:t xml:space="preserve"> (pg/mL)</w:t>
+            </w:r>
           </w:p>
         </w:tc>
         <w:tc>
@@ -973,6 +1039,17 @@
               </w:rPr>
               <w:t>output</w:t>
             </w:r>
+            <w:r>
+              <w:rPr>
+                <w:rFonts w:ascii="Arial" w:eastAsia="Times New Roman" w:hAnsi="Arial" w:cs="Arial"/>
+                <w:b/>
+                <w:bCs/>
+                <w:color w:val="000000"/>
+                <w:sz w:val="20"/>
+                <w:szCs w:val="20"/>
+              </w:rPr>
+              <w:t xml:space="preserve"> (L/min)</w:t>
+            </w:r>
           </w:p>
         </w:tc>
         <w:tc>
@@ -1124,6 +1201,17 @@
               </w:rPr>
               <w:t>BP</w:t>
             </w:r>
+            <w:r>
+              <w:rPr>
+                <w:rFonts w:ascii="Arial" w:eastAsia="Times New Roman" w:hAnsi="Arial" w:cs="Arial"/>
+                <w:b/>
+                <w:bCs/>
+                <w:color w:val="000000"/>
+                <w:sz w:val="20"/>
+                <w:szCs w:val="20"/>
+              </w:rPr>
+              <w:t xml:space="preserve"> (mmHg)</w:t>
+            </w:r>
           </w:p>
         </w:tc>
         <w:tc>
@@ -1275,6 +1363,17 @@
               </w:rPr>
               <w:t>BP</w:t>
             </w:r>
+            <w:r>
+              <w:rPr>
+                <w:rFonts w:ascii="Arial" w:eastAsia="Times New Roman" w:hAnsi="Arial" w:cs="Arial"/>
+                <w:b/>
+                <w:bCs/>
+                <w:color w:val="000000"/>
+                <w:sz w:val="20"/>
+                <w:szCs w:val="20"/>
+              </w:rPr>
+              <w:t xml:space="preserve"> (mmHg)</w:t>
+            </w:r>
           </w:p>
         </w:tc>
         <w:tc>
@@ -1393,6 +1492,17 @@
               </w:rPr>
               <w:t>PCWP</w:t>
             </w:r>
+            <w:r>
+              <w:rPr>
+                <w:rFonts w:ascii="Arial" w:eastAsia="Times New Roman" w:hAnsi="Arial" w:cs="Arial"/>
+                <w:b/>
+                <w:bCs/>
+                <w:color w:val="000000"/>
+                <w:sz w:val="20"/>
+                <w:szCs w:val="20"/>
+              </w:rPr>
+              <w:t xml:space="preserve"> (mmHg)</w:t>
+            </w:r>
           </w:p>
         </w:tc>
         <w:tc>
@@ -1511,6 +1621,17 @@
               </w:rPr>
               <w:t>PASP</w:t>
             </w:r>
+            <w:r>
+              <w:rPr>
+                <w:rFonts w:ascii="Arial" w:eastAsia="Times New Roman" w:hAnsi="Arial" w:cs="Arial"/>
+                <w:b/>
+                <w:bCs/>
+                <w:color w:val="000000"/>
+                <w:sz w:val="20"/>
+                <w:szCs w:val="20"/>
+              </w:rPr>
+              <w:t xml:space="preserve"> (mmHg)</w:t>
+            </w:r>
           </w:p>
         </w:tc>
         <w:tc>
@@ -1629,6 +1750,17 @@
               </w:rPr>
               <w:t>PADP</w:t>
             </w:r>
+            <w:r>
+              <w:rPr>
+                <w:rFonts w:ascii="Arial" w:eastAsia="Times New Roman" w:hAnsi="Arial" w:cs="Arial"/>
+                <w:b/>
+                <w:bCs/>
+                <w:color w:val="000000"/>
+                <w:sz w:val="20"/>
+                <w:szCs w:val="20"/>
+              </w:rPr>
+              <w:t xml:space="preserve"> (mmHg)</w:t>
+            </w:r>
           </w:p>
         </w:tc>
         <w:tc>
@@ -1801,6 +1933,17 @@
                 <w:szCs w:val="20"/>
               </w:rPr>
               <w:t>pressure</w:t>
+            </w:r>
+            <w:r>
+              <w:rPr>
+                <w:rFonts w:ascii="Arial" w:eastAsia="Times New Roman" w:hAnsi="Arial" w:cs="Arial"/>
+                <w:b/>
+                <w:bCs/>
+                <w:color w:val="000000"/>
+                <w:sz w:val="20"/>
+                <w:szCs w:val="20"/>
+              </w:rPr>
+              <w:t xml:space="preserve"> (mmHg)</w:t>
             </w:r>
           </w:p>
         </w:tc>
